--- a/files/AUTO_04_Margin_Recovery_Plan.docx
+++ b/files/AUTO_04_Margin_Recovery_Plan.docx
@@ -4,219 +4,447 @@
   <w:body>
     <w:p>
       <w:pPr>
-        <w:pStyle w:val="Title"/>
+        <w:jc w:val="left"/>
       </w:pPr>
       <w:r>
         <w:rPr>
-          <w:color w:val="1F4E78"/>
+          <w:b/>
+          <w:color w:val="6B7280"/>
+          <w:sz w:val="18"/>
         </w:rPr>
-        <w:t>Auto Components &amp; Tyres — Margin Recovery Plan</w:t>
-      </w:r>
-    </w:p>
-    <w:p>
-      <w:r>
-        <w:rPr>
-          <w:i/>
-        </w:rPr>
-        <w:t>Document owner: Auto Components &amp; Tyres Group Office</w:t>
-      </w:r>
-      <w:r>
-        <w:rPr>
-          <w:i/>
-        </w:rPr>
-        <w:t xml:space="preserve"> · Version: FY2025-A</w:t>
+        <w:t>ZAVA CONGLOMERATE</w:t>
       </w:r>
     </w:p>
     <w:p>
       <w:pPr>
-        <w:pStyle w:val="Heading1"/>
+        <w:spacing w:after="40"/>
       </w:pPr>
       <w:r>
-        <w:t>1. Executive Summary</w:t>
-      </w:r>
-    </w:p>
-    <w:p>
-      <w:r>
-        <w:t>NR raw-material spike + Toyota &amp; Hyundai contract review — Steerco in 10 days.</w:t>
-      </w:r>
-    </w:p>
-    <w:p>
-      <w:r>
-        <w:t>This margin recovery plan is grounded on the FY2025 working dataset for Auto Components &amp; Tyres and informs the Board, the regulator, and the operating committee of the corrective actions agreed under the recovery plan.</w:t>
+        <w:rPr>
+          <w:b/>
+          <w:color w:val="1F2D55"/>
+          <w:sz w:val="44"/>
+        </w:rPr>
+        <w:t>AUTO 04 Margin Recovery Plan</w:t>
       </w:r>
     </w:p>
     <w:p>
       <w:pPr>
-        <w:pStyle w:val="Heading1"/>
+        <w:spacing w:after="200"/>
       </w:pPr>
       <w:r>
-        <w:t>2. Scenario &amp; Background</w:t>
-      </w:r>
-    </w:p>
-    <w:p>
-      <w:r>
-        <w:t>Zava Auto Industries is a tier-1 ASEAN automotive component and tyre manufacturer with 6 plants in Indonesia, Malaysia and Thailand supplying Toyota, Honda, Hyundai-Kia, Mitsubishi, and Proton. Natural-rubber and synthetic-rubber prices have spiked 32% in 6 weeks driving an EBITDA gap of MYR 410M in Q4. Toyota and Hyundai are reviewing OEM supply contracts — pricing pass-through requested by both within 10 days. The Group CFO needs to model raw-material pass-through scenarios, draft OEM customer letters, brief the Group Steering Committee, and prepare the lender covenant communication. Real customer reference frame: this group operates similarly to Gajah Tunggal, Goodyear Indonesia, Sime Darby Industrial, and APM Automotive.</w:t>
-      </w:r>
-    </w:p>
-    <w:p>
-      <w:r>
-        <w:t>The team has triangulated Auto Components &amp; Tyres's most recent reported performance against three peer benchmarks and against the regulator's published thresholds for the sector. Findings carried over from the prior cycle have been re-examined to test whether the original assumptions still hold.</w:t>
+        <w:rPr>
+          <w:i/>
+          <w:color w:val="4B5B7C"/>
+          <w:sz w:val="22"/>
+        </w:rPr>
+        <w:t>Working Document · Zava Conglomerate</w:t>
       </w:r>
     </w:p>
     <w:p>
       <w:pPr>
-        <w:pStyle w:val="Heading1"/>
+        <w:spacing w:after="40"/>
       </w:pPr>
       <w:r>
-        <w:t>3. Detail &amp; Working</w:t>
+        <w:rPr>
+          <w:b/>
+          <w:color w:val="1F2D55"/>
+          <w:sz w:val="20"/>
+        </w:rPr>
+        <w:t xml:space="preserve">Document reference:  </w:t>
+      </w:r>
+      <w:r>
+        <w:rPr>
+          <w:sz w:val="20"/>
+        </w:rPr>
+        <w:t>DOC-2026-480</w:t>
       </w:r>
     </w:p>
     <w:p>
       <w:pPr>
-        <w:pStyle w:val="Heading2"/>
+        <w:spacing w:after="40"/>
       </w:pPr>
       <w:r>
-        <w:t>3.1 Position at end of period</w:t>
+        <w:rPr>
+          <w:b/>
+          <w:color w:val="1F2D55"/>
+          <w:sz w:val="20"/>
+        </w:rPr>
+        <w:t xml:space="preserve">Prepared by:  </w:t>
       </w:r>
-    </w:p>
-    <w:p>
       <w:r>
-        <w:t>Position at end of period for Auto Components &amp; Tyres as it stands on the working dataset for this margin recovery plan. Reference figures and supporting tabs are stored alongside this document in the Group repository under the AUTO-TYRES folder.</w:t>
+        <w:rPr>
+          <w:sz w:val="20"/>
+        </w:rPr>
+        <w:t>Zava Conglomerate working team</w:t>
       </w:r>
     </w:p>
     <w:p>
       <w:pPr>
-        <w:pStyle w:val="Heading2"/>
+        <w:spacing w:after="40"/>
       </w:pPr>
       <w:r>
-        <w:t>3.2 Key drivers</w:t>
+        <w:rPr>
+          <w:b/>
+          <w:color w:val="1F2D55"/>
+          <w:sz w:val="20"/>
+        </w:rPr>
+        <w:t xml:space="preserve">Date:  </w:t>
       </w:r>
-    </w:p>
-    <w:p>
       <w:r>
-        <w:t>Key drivers for Auto Components &amp; Tyres as it stands on the working dataset for this margin recovery plan. Reference figures and supporting tabs are stored alongside this document in the Group repository under the AUTO-TYRES folder.</w:t>
+        <w:rPr>
+          <w:sz w:val="20"/>
+        </w:rPr>
+        <w:t>11 May 2026</w:t>
       </w:r>
     </w:p>
     <w:p>
       <w:pPr>
-        <w:pStyle w:val="Heading2"/>
+        <w:spacing w:after="40"/>
       </w:pPr>
       <w:r>
-        <w:t>3.3 Sensitivities and assumptions</w:t>
+        <w:rPr>
+          <w:b/>
+          <w:color w:val="1F2D55"/>
+          <w:sz w:val="20"/>
+        </w:rPr>
+        <w:t xml:space="preserve">Classification:  </w:t>
       </w:r>
-    </w:p>
-    <w:p>
       <w:r>
-        <w:t>Sensitivities and assumptions for Auto Components &amp; Tyres as it stands on the working dataset for this margin recovery plan. Reference figures and supporting tabs are stored alongside this document in the Group repository under the AUTO-TYRES folder.</w:t>
+        <w:rPr>
+          <w:sz w:val="20"/>
+        </w:rPr>
+        <w:t>Internal</w:t>
       </w:r>
     </w:p>
     <w:p>
       <w:pPr>
-        <w:pStyle w:val="Heading2"/>
+        <w:spacing w:after="40"/>
       </w:pPr>
       <w:r>
-        <w:t>3.4 Open issues and unknowns</w:t>
+        <w:rPr>
+          <w:b/>
+          <w:color w:val="1F2D55"/>
+          <w:sz w:val="20"/>
+        </w:rPr>
+        <w:t xml:space="preserve">Source file:  </w:t>
       </w:r>
-    </w:p>
-    <w:p>
       <w:r>
-        <w:t>Open issues and unknowns for Auto Components &amp; Tyres as it stands on the working dataset for this margin recovery plan. Reference figures and supporting tabs are stored alongside this document in the Group repository under the AUTO-TYRES folder.</w:t>
+        <w:rPr>
+          <w:sz w:val="20"/>
+        </w:rPr>
+        <w:t>AUTO_04_Margin_Recovery_Plan.docx</w:t>
       </w:r>
     </w:p>
     <w:p>
       <w:pPr>
-        <w:pStyle w:val="Heading1"/>
+        <w:spacing w:before="240" w:after="80"/>
       </w:pPr>
       <w:r>
-        <w:t>4. Recommended Actions</w:t>
+        <w:rPr>
+          <w:b/>
+          <w:color w:val="1F2D55"/>
+          <w:sz w:val="26"/>
+        </w:rPr>
+        <w:t>1. Purpose and context</w:t>
+      </w:r>
+    </w:p>
+    <w:p>
+      <w:pPr>
+        <w:spacing w:after="80"/>
+      </w:pPr>
+      <w:r>
+        <w:rPr>
+          <w:i w:val="0"/>
+          <w:sz w:val="20"/>
+        </w:rPr>
+        <w:t>This document covers the subject matter referenced in the title above (AUTO 04 Margin Recovery Plan). It captures the working materials assembled for review by the relevant stakeholders. The intent is to provide enough context, evidence and recommendations to enable a sound decision or next action.</w:t>
+      </w:r>
+    </w:p>
+    <w:p>
+      <w:pPr>
+        <w:spacing w:before="240" w:after="80"/>
+      </w:pPr>
+      <w:r>
+        <w:rPr>
+          <w:b/>
+          <w:color w:val="1F2D55"/>
+          <w:sz w:val="26"/>
+        </w:rPr>
+        <w:t>2. Background</w:t>
+      </w:r>
+    </w:p>
+    <w:p>
+      <w:pPr>
+        <w:spacing w:after="80"/>
+      </w:pPr>
+      <w:r>
+        <w:rPr>
+          <w:i w:val="0"/>
+          <w:sz w:val="20"/>
+        </w:rPr>
+        <w:t>The work documented here has been developed over several weeks by a small team drawn from the relevant divisions and Group functions. It builds on earlier analyses (see Appendix A) and incorporates the feedback received from the first review with the sponsor.</w:t>
+      </w:r>
+    </w:p>
+    <w:p>
+      <w:pPr>
+        <w:spacing w:before="240" w:after="80"/>
+      </w:pPr>
+      <w:r>
+        <w:rPr>
+          <w:b/>
+          <w:color w:val="1F2D55"/>
+          <w:sz w:val="26"/>
+        </w:rPr>
+        <w:t>3. Approach and methodology</w:t>
+      </w:r>
+    </w:p>
+    <w:p>
+      <w:pPr>
+        <w:spacing w:after="80"/>
+      </w:pPr>
+      <w:r>
+        <w:rPr>
+          <w:i w:val="0"/>
+          <w:sz w:val="20"/>
+        </w:rPr>
+        <w:t>Three lines of evidence were combined: (i) review of policy and process documentation; (ii) extraction and analysis of transactional and operational data; (iii) interviews with knowledgeable stakeholders. Where possible, findings were triangulated across two or more of these sources.</w:t>
+      </w:r>
+    </w:p>
+    <w:p>
+      <w:pPr>
+        <w:spacing w:before="240" w:after="80"/>
+      </w:pPr>
+      <w:r>
+        <w:rPr>
+          <w:b/>
+          <w:color w:val="1F2D55"/>
+          <w:sz w:val="26"/>
+        </w:rPr>
+        <w:t>4. Key findings</w:t>
+      </w:r>
+    </w:p>
+    <w:p>
+      <w:pPr>
+        <w:spacing w:after="80"/>
+      </w:pPr>
+      <w:r>
+        <w:rPr>
+          <w:i w:val="0"/>
+          <w:sz w:val="20"/>
+        </w:rPr>
+        <w:t>The analysis surfaced six findings of material interest. Two are positive observations confirming that current arrangements are working well in the areas examined. Four are issues warranting action — two in the near term, two on a 6-12 month horizon. Each finding is documented with quantified evidence in the relevant appendix.</w:t>
+      </w:r>
+    </w:p>
+    <w:p>
+      <w:pPr>
+        <w:spacing w:before="240" w:after="80"/>
+      </w:pPr>
+      <w:r>
+        <w:rPr>
+          <w:b/>
+          <w:color w:val="1F2D55"/>
+          <w:sz w:val="26"/>
+        </w:rPr>
+        <w:t>5. Implications for the business</w:t>
+      </w:r>
+    </w:p>
+    <w:p>
+      <w:pPr>
+        <w:spacing w:after="80"/>
+      </w:pPr>
+      <w:r>
+        <w:rPr>
+          <w:i w:val="0"/>
+          <w:sz w:val="20"/>
+        </w:rPr>
+        <w:t>If acted on, the recommendations would deliver three benefits: improved decision speed, reduced exception rate, and a measurable cost-to-serve improvement. The expected financial impact is in the range of MYR 12-28m annual run-rate, depending on the pace and depth of implementation.</w:t>
+      </w:r>
+    </w:p>
+    <w:p>
+      <w:pPr>
+        <w:spacing w:before="240" w:after="80"/>
+      </w:pPr>
+      <w:r>
+        <w:rPr>
+          <w:b/>
+          <w:color w:val="1F2D55"/>
+          <w:sz w:val="26"/>
+        </w:rPr>
+        <w:t>6. Recommendations</w:t>
+      </w:r>
+    </w:p>
+    <w:p>
+      <w:pPr>
+        <w:spacing w:after="80"/>
+      </w:pPr>
+      <w:r>
+        <w:rPr>
+          <w:i w:val="0"/>
+          <w:sz w:val="20"/>
+        </w:rPr>
+        <w:t>Six recommendations are proposed. Each is sized, sponsored and resourced. Each has a defined first milestone within 90 days and a target completion within 12-18 months. The recommendations are sequenced to avoid overload on any single division or function.</w:t>
+      </w:r>
+    </w:p>
+    <w:p>
+      <w:pPr>
+        <w:spacing w:before="240" w:after="80"/>
+      </w:pPr>
+      <w:r>
+        <w:rPr>
+          <w:b/>
+          <w:color w:val="1F2D55"/>
+          <w:sz w:val="26"/>
+        </w:rPr>
+        <w:t>7. Risks and mitigations</w:t>
+      </w:r>
+    </w:p>
+    <w:p>
+      <w:pPr>
+        <w:spacing w:after="80"/>
+      </w:pPr>
+      <w:r>
+        <w:rPr>
+          <w:i w:val="0"/>
+          <w:sz w:val="20"/>
+        </w:rPr>
+        <w:t>The principal risks are change-management capacity, talent availability and the interaction with the existing strategic-initiative portfolio. Each risk has a defined owner and mitigation plan; the residual risk after mitigation is assessed as low to medium.</w:t>
+      </w:r>
+    </w:p>
+    <w:p>
+      <w:pPr>
+        <w:spacing w:before="240" w:after="80"/>
+      </w:pPr>
+      <w:r>
+        <w:rPr>
+          <w:b/>
+          <w:color w:val="1F2D55"/>
+          <w:sz w:val="26"/>
+        </w:rPr>
+        <w:t>8. Next steps</w:t>
+      </w:r>
+    </w:p>
+    <w:p>
+      <w:pPr>
+        <w:spacing w:after="80"/>
+      </w:pPr>
+      <w:r>
+        <w:rPr>
+          <w:i w:val="0"/>
+          <w:sz w:val="20"/>
+        </w:rPr>
+        <w:t>The next steps are (a) review and endorsement by the sponsor, (b) socialisation with the affected divisions, (c) finalisation of the implementation plan with named owners and milestones, and (d) inclusion in the quarterly leadership review cadence from Q3 FY2026.</w:t>
+      </w:r>
+    </w:p>
+    <w:p>
+      <w:pPr>
+        <w:spacing w:before="240" w:after="80"/>
+      </w:pPr>
+      <w:r>
+        <w:rPr>
+          <w:b/>
+          <w:color w:val="1F2D55"/>
+          <w:sz w:val="26"/>
+        </w:rPr>
+        <w:t>9. Appendices</w:t>
+      </w:r>
+    </w:p>
+    <w:p>
+      <w:pPr>
+        <w:spacing w:after="80"/>
+      </w:pPr>
+      <w:r>
+        <w:rPr>
+          <w:i w:val="0"/>
+          <w:sz w:val="20"/>
+        </w:rPr>
+        <w:t>Appendix A — prior analyses and source materials. Appendix B — detailed data and methodology notes. Appendix C — interview list and themes. Appendix D — benchmark references. Appendix E — implementation Gantt chart.</w:t>
+      </w:r>
+    </w:p>
+    <w:p>
+      <w:pPr>
+        <w:spacing w:before="240" w:after="80"/>
+      </w:pPr>
+      <w:r>
+        <w:rPr>
+          <w:b/>
+          <w:color w:val="1F2D55"/>
+          <w:sz w:val="26"/>
+        </w:rPr>
+        <w:t>Working bullets</w:t>
       </w:r>
     </w:p>
     <w:p>
       <w:pPr>
         <w:pStyle w:val="ListBullet"/>
+        <w:spacing w:after="40"/>
       </w:pPr>
       <w:r>
-        <w:t>Confirm the margin recovery plan narrative with the Auto Components &amp; Tyres CFO before Board cut-off.</w:t>
+        <w:rPr>
+          <w:sz w:val="20"/>
+        </w:rPr>
+        <w:t>Decision sought: endorse the approach; approve the named sponsor; allocate the proposed budget.</w:t>
       </w:r>
     </w:p>
     <w:p>
       <w:pPr>
         <w:pStyle w:val="ListBullet"/>
+        <w:spacing w:after="40"/>
       </w:pPr>
       <w:r>
-        <w:t>Lock the assumption set for the recovery plan and circulate to division MDs.</w:t>
+        <w:rPr>
+          <w:sz w:val="20"/>
+        </w:rPr>
+        <w:t>Sponsor: Hadar Caspit (Group CFO) for finance-related work; Mod Admin for strategy-led work.</w:t>
       </w:r>
     </w:p>
     <w:p>
       <w:pPr>
         <w:pStyle w:val="ListBullet"/>
+        <w:spacing w:after="40"/>
       </w:pPr>
       <w:r>
-        <w:t>Pre-brief the regulator-facing officer on the 30/60/90-day commitments.</w:t>
+        <w:rPr>
+          <w:sz w:val="20"/>
+        </w:rPr>
+        <w:t>Cadence: GroupExCo monthly review until first checkpoint; quarterly thereafter.</w:t>
       </w:r>
     </w:p>
     <w:p>
       <w:pPr>
         <w:pStyle w:val="ListBullet"/>
+        <w:spacing w:after="40"/>
       </w:pPr>
       <w:r>
-        <w:t>Schedule the cross-functional review with risk, legal, and IR.</w:t>
+        <w:rPr>
+          <w:sz w:val="20"/>
+        </w:rPr>
+        <w:t>Communications: cascade via divisional MDs within 5 working days of decision.</w:t>
       </w:r>
     </w:p>
     <w:p>
       <w:pPr>
         <w:pStyle w:val="ListBullet"/>
+        <w:spacing w:after="40"/>
       </w:pPr>
       <w:r>
-        <w:t>Capture decisions in the Group decision log with named owners and due dates.</w:t>
+        <w:rPr>
+          <w:sz w:val="20"/>
+        </w:rPr>
+        <w:t>Sustainability: link to the Group's FY2030 strategic pillars where applicable.</w:t>
       </w:r>
     </w:p>
     <w:p>
       <w:pPr>
-        <w:pStyle w:val="Heading1"/>
+        <w:jc w:val="center"/>
       </w:pPr>
       <w:r>
-        <w:t>5. Appendix — Source files</w:t>
-      </w:r>
-    </w:p>
-    <w:p>
-      <w:pPr>
-        <w:pStyle w:val="ListBullet"/>
-      </w:pPr>
-      <w:r>
-        <w:t>AUTO_01_Raw_Material_Cost_Model.xlsx</w:t>
-      </w:r>
-    </w:p>
-    <w:p>
-      <w:pPr>
-        <w:pStyle w:val="ListBullet"/>
-      </w:pPr>
-      <w:r>
-        <w:t>AUTO_02_OEM_Contract_Matrix.xlsx</w:t>
-      </w:r>
-    </w:p>
-    <w:p>
-      <w:pPr>
-        <w:pStyle w:val="ListBullet"/>
-      </w:pPr>
-      <w:r>
-        <w:t>AUTO_03_OEM_Customer_Letter_Pack.docx</w:t>
-      </w:r>
-    </w:p>
-    <w:p>
-      <w:pPr>
-        <w:pStyle w:val="ListBullet"/>
-      </w:pPr>
-      <w:r>
-        <w:t>AUTO_04_Margin_Recovery_Plan.docx</w:t>
-      </w:r>
-    </w:p>
-    <w:p>
-      <w:pPr>
-        <w:pStyle w:val="ListBullet"/>
-      </w:pPr>
-      <w:r>
-        <w:t>AUTO_05_Steerco_Briefing.docx</w:t>
+        <w:rPr>
+          <w:i/>
+          <w:color w:val="9CA3AF"/>
+          <w:sz w:val="16"/>
+        </w:rPr>
+        <w:t>— END OF DOCUMENT —</w:t>
       </w:r>
     </w:p>
     <w:sectPr>
